--- a/03_Outputs/final scripts/es/Module 3/3.0.0-es.docx
+++ b/03_Outputs/final scripts/es/Module 3/3.0.0-es.docx
@@ -14,12 +14,12 @@
     </w:p>
     <w:p>
       <w:r>
-        <w:t xml:space="preserve">En todo el mundo, la urgencia del cambio climático está acelerando este proceso. En 2024, las energías renovables representaron el noventa y tres por ciento de la nueva capacidad de generación eléctrica añadida en todo el planeta. Tales avances muestran lo que es posible, pero también resaltan la necesidad de gestionar la transición con cuidado para que ninguna comunidad quede atrás. En su esencia, una transición justa busca abordar las desigualdades de larga data que han afectado a los grupos vulnerables durante generaciones.  </w:t>
+        <w:t xml:space="preserve">En todo el mundo, la urgencia del cambio climático está acelerando este proceso. En 2024, las energías renovables representaron el noventa y tres por ciento de la nueva capacidad de generación añadida en todo el planeta. Tales avances muestran lo que es posible, pero también resaltan la necesidad de gestionar cuidadosamente la transición para que ninguna comunidad quede atrás. En su esencia, una transición justa busca abordar las desigualdades de larga data que han afectado a los grupos vulnerables durante generaciones.  </w:t>
       </w:r>
     </w:p>
     <w:p>
       <w:r>
-        <w:t xml:space="preserve">En el Sur Global, los desafíos son especialmente significativos. Regiones que dependen en gran medida de los combustibles fósiles (como las áreas dependientes del carbón en India o las economías basadas en el petróleo en Oriente Medio) corren el riesgo de sufrir una disrupción económica si el cambio no se gestiona de manera reflexiva. Los derechos sobre la tierra, el uso del agua y la pobreza añaden mayor complejidad, configurando el camino hacia las energías renovables.  </w:t>
+        <w:t xml:space="preserve">En el Sur Global, los desafíos son especialmente significativos. Las regiones que dependen en gran medida de los combustibles fósiles (como las áreas dependientes del carbón en India o las economías basadas en el petróleo en Oriente Medio) corren el riesgo de sufrir una disrupción económica si el cambio no se gestiona con cuidado. Los derechos sobre la tierra, el uso del agua y la pobreza añaden mayor complejidad, configurando el camino hacia las energías renovables.  </w:t>
       </w:r>
     </w:p>
     <w:p>
@@ -34,12 +34,12 @@
     </w:p>
     <w:p>
       <w:r>
-        <w:t xml:space="preserve">La transición también genera nuevas oportunidades económicas. Los países con reservas de minerales críticos como litio, cobalto y elementos de tierras raras están en posición de contribuir de manera significativa. La extracción responsable y la cooperación internacional son clave para evitar daños ambientales y sociales. Más allá de la extracción, los países en desarrollo pueden fortalecer sus economías invirtiendo en el procesamiento y la fabricación local. Por ejemplo, Marruecos y Egipto están construyendo industrias regionales en la producción de paneles solares y baterías, creando empleos y fortaleciendo la resiliencia.  </w:t>
+        <w:t xml:space="preserve">La transición también genera nuevas oportunidades económicas. Los países con reservas de minerales críticos como litio, cobalto y elementos de tierras raras están en posición de contribuir de manera significativa. La extracción responsable y la cooperación internacional son clave para evitar daños ambientales y sociales. Más allá de la extracción, los países en desarrollo pueden fortalecer sus economías invirtiendo en el procesamiento y la fabricación local. Por ejemplo, Marruecos y Egipto están construyendo industrias regionales en la producción de paneles solares y baterías, creando empleos y aumentando la resiliencia.  </w:t>
       </w:r>
     </w:p>
     <w:p>
       <w:r>
-        <w:t xml:space="preserve">Al mismo tiempo, las transiciones laborales son esenciales. Programas de reciclaje para trabajadores de combustibles fósiles, medidas para cerrar brechas de género y redes de seguridad social como subsidios específicos y apoyos económicos pueden ayudar a las comunidades a adaptarse y prosperar durante este cambio.  </w:t>
+        <w:t xml:space="preserve">Al mismo tiempo, las transiciones laborales son fundamentales. Los programas de reciclaje de habilidades para los trabajadores de los combustibles fósiles, las medidas para cerrar brechas de género y las redes de seguridad social, como subsidios específicos y apoyos económicos, pueden ayudar a las comunidades a adaptarse y prosperar durante este cambio.  </w:t>
       </w:r>
     </w:p>
     <w:p>
